--- a/demo/globus/weekly-report-Y7-memo.docx
+++ b/demo/globus/weekly-report-Y7-memo.docx
@@ -24,7 +24,7 @@
           <w:color w:val="6B7280"/>
           <w:sz w:val="19"/>
         </w:rPr>
-        <w:t>StratOS GLO-BUS Coach output. Feedback, not recommendations: it names the position your inputs reveal and what to watch; every decision is your team's. Rival figures come only from the class-wide reports (scoreboard, Competitive Intelligence Report).</w:t>
+        <w:t>Strat-IQ GLO-BUS Coach output. Feedback, not recommendations: it names the position your inputs reveal and what to watch; every decision is your team's. Rival figures come only from the class-wide reports (scoreboard, Competitive Intelligence Report).</w:t>
       </w:r>
     </w:p>
     <w:p>
@@ -2070,7 +2070,7 @@
           <w:color w:val="6B7280"/>
           <w:sz w:val="19"/>
         </w:rPr>
-        <w:t>Source: GLO-BUS captures, Years 6–7 (company reports, class scoreboard, Competitive Intelligence Report); StratOS weekly_report.py</w:t>
+        <w:t>Source: GLO-BUS captures, Years 6–7 (company reports, class scoreboard, Competitive Intelligence Report); Strat-IQ weekly_report.py</w:t>
       </w:r>
     </w:p>
     <w:sectPr>
